--- a/unit8/lab8/JavaScript Lab 08 Template.docx
+++ b/unit8/lab8/JavaScript Lab 08 Template.docx
@@ -42,12 +42,97 @@
       </w:r>
     </w:p>
     <w:p>
+      <w:pPr>
+        <w:pStyle w:val="p1"/>
+        <w:rPr>
+          <w:rFonts w:asciiTheme="minorHAnsi" w:hAnsiTheme="minorHAnsi" w:cstheme="minorHAnsi"/>
+          <w:sz w:val="24"/>
+          <w:szCs w:val="24"/>
+        </w:rPr>
+      </w:pPr>
       <w:r>
         <w:t>I just need the URL:</w:t>
       </w:r>
+      <w:r>
+        <w:t xml:space="preserve"> </w:t>
+      </w:r>
+      <w:hyperlink r:id="rId8" w:history="1">
+        <w:r>
+          <w:rPr>
+            <w:rStyle w:val="Hyperlink"/>
+            <w:rFonts w:asciiTheme="minorHAnsi" w:hAnsiTheme="minorHAnsi" w:cstheme="minorHAnsi"/>
+            <w:sz w:val="24"/>
+            <w:szCs w:val="24"/>
+          </w:rPr>
+          <w:t>https://schneider-joac</w:t>
+        </w:r>
+        <w:r>
+          <w:rPr>
+            <w:rStyle w:val="Hyperlink"/>
+            <w:rFonts w:asciiTheme="minorHAnsi" w:hAnsiTheme="minorHAnsi" w:cstheme="minorHAnsi"/>
+            <w:sz w:val="24"/>
+            <w:szCs w:val="24"/>
+          </w:rPr>
+          <w:t>h</w:t>
+        </w:r>
+        <w:r>
+          <w:rPr>
+            <w:rStyle w:val="Hyperlink"/>
+            <w:rFonts w:asciiTheme="minorHAnsi" w:hAnsiTheme="minorHAnsi" w:cstheme="minorHAnsi"/>
+            <w:sz w:val="24"/>
+            <w:szCs w:val="24"/>
+          </w:rPr>
+          <w:t>im.github.io/ist363/unit</w:t>
+        </w:r>
+        <w:r>
+          <w:rPr>
+            <w:rStyle w:val="Hyperlink"/>
+            <w:rFonts w:asciiTheme="minorHAnsi" w:hAnsiTheme="minorHAnsi" w:cstheme="minorHAnsi"/>
+            <w:sz w:val="24"/>
+            <w:szCs w:val="24"/>
+          </w:rPr>
+          <w:t>8</w:t>
+        </w:r>
+        <w:r>
+          <w:rPr>
+            <w:rStyle w:val="Hyperlink"/>
+            <w:rFonts w:asciiTheme="minorHAnsi" w:hAnsiTheme="minorHAnsi" w:cstheme="minorHAnsi"/>
+            <w:sz w:val="24"/>
+            <w:szCs w:val="24"/>
+          </w:rPr>
+          <w:t>/lab</w:t>
+        </w:r>
+        <w:r>
+          <w:rPr>
+            <w:rStyle w:val="Hyperlink"/>
+            <w:rFonts w:asciiTheme="minorHAnsi" w:hAnsiTheme="minorHAnsi" w:cstheme="minorHAnsi"/>
+            <w:sz w:val="24"/>
+            <w:szCs w:val="24"/>
+          </w:rPr>
+          <w:t>8</w:t>
+        </w:r>
+        <w:r>
+          <w:rPr>
+            <w:rStyle w:val="Hyperlink"/>
+            <w:rFonts w:asciiTheme="minorHAnsi" w:hAnsiTheme="minorHAnsi" w:cstheme="minorHAnsi"/>
+            <w:sz w:val="24"/>
+            <w:szCs w:val="24"/>
+          </w:rPr>
+          <w:t>/index.html</w:t>
+        </w:r>
+      </w:hyperlink>
+      <w:r>
+        <w:rPr>
+          <w:rFonts w:asciiTheme="minorHAnsi" w:hAnsiTheme="minorHAnsi" w:cstheme="minorHAnsi"/>
+          <w:sz w:val="24"/>
+          <w:szCs w:val="24"/>
+        </w:rPr>
+        <w:t xml:space="preserve"> </w:t>
+      </w:r>
     </w:p>
+    <w:p/>
     <w:sectPr>
-      <w:footerReference w:type="default" r:id="rId8"/>
+      <w:footerReference w:type="default" r:id="rId9"/>
       <w:pgSz w:w="12240" w:h="15840"/>
       <w:pgMar w:top="1440" w:right="1440" w:bottom="1440" w:left="1440" w:header="720" w:footer="720" w:gutter="0"/>
       <w:cols w:space="720"/>
@@ -4642,6 +4727,20 @@
       <w:sz w:val="24"/>
     </w:rPr>
   </w:style>
+  <w:style w:type="paragraph" w:customStyle="1" w:styleId="p1">
+    <w:name w:val="p1"/>
+    <w:basedOn w:val="Normal"/>
+    <w:rsid w:val="005A26EF"/>
+    <w:pPr>
+      <w:spacing w:before="0" w:after="0" w:line="240" w:lineRule="auto"/>
+    </w:pPr>
+    <w:rPr>
+      <w:rFonts w:ascii="Helvetica" w:eastAsia="Times New Roman" w:hAnsi="Helvetica" w:cs="Times New Roman"/>
+      <w:color w:val="000000"/>
+      <w:sz w:val="14"/>
+      <w:szCs w:val="14"/>
+    </w:rPr>
+  </w:style>
 </w:styles>
 </file>
 
